--- a/docs/BRD_머니냥_v2.0.docx
+++ b/docs/BRD_머니냥_v2.0.docx
@@ -671,6 +671,28 @@
         <w:rPr>
           <w:sz w:val="20"/>
         </w:rPr>
+        <w:t xml:space="preserve">• 2026-07-28 beta.50: 모바일 진입점 일원화 - 오른쪽 엣지 SAO 스와이프 메뉴 폐지(소유자 결정), 삼선(햄버거) 드로어와 설정 탭으로 통합. 숨은 기능(엣지 스와이프)로 인한 발견성 문제 해소.</w:t>
+      </w:r>
+    </w:p>
+    <w:p>
+      <w:pPr>
+        <w:ind w:left="280"/>
+      </w:pPr>
+      <w:r>
+        <w:rPr>
+          <w:sz w:val="20"/>
+        </w:rPr>
+        <w:t xml:space="preserve">• 2026-07-27 beta.49: 교대 근무자 홈 화면 시간 정확도 개선 - 홈 히어로가 근무형태·오늘의 조 기준으로 출퇴근 시각을 계산(기존 주간 09~18 고정 가정). 2·3교대 사용자에게 틀린 시간을 보여주던 문제 해결.</w:t>
+      </w:r>
+    </w:p>
+    <w:p>
+      <w:pPr>
+        <w:ind w:left="280"/>
+      </w:pPr>
+      <w:r>
+        <w:rPr>
+          <w:sz w:val="20"/>
+        </w:rPr>
         <w:t xml:space="preserve">• 2026-07-13 beta.4: 야간수당 정책 확정 - 시간대 자동이 아니라 근무형태 기준(주간고정 무가산 / 야간고정·교대 야간조만 가산). 예상급여의 실지급 일치율(정확도 지표) 신뢰성 강화.</w:t>
       </w:r>
     </w:p>
